--- a/交付成果/第4轮朗读优化版/朗读优化8周版/读书会05_日常生活中的正念正知_8周资料包（朗读优化版）/Word版/第2周_四种正知（一）有益与适宜_学员版.docx
+++ b/交付成果/第4轮朗读优化版/朗读优化8周版/读书会05_日常生活中的正念正知_8周资料包（朗读优化版）/Word版/第2周_四种正知（一）有益与适宜_学员版.docx
@@ -4,44 +4,50 @@
   <w:body>
     <w:p>
       <w:pPr>
-        <w:spacing w:before="160" w:after="80"/>
+        <w:jc w:val="right"/>
       </w:pPr>
       <w:r>
         <w:rPr>
-          <w:rFonts w:ascii="Microsoft YaHei" w:hAnsi="Microsoft YaHei" w:eastAsia="Microsoft YaHei"/>
-          <w:b/>
-          <w:color w:val="1E5631"/>
-          <w:sz w:val="34"/>
+          <w:color w:val="888888"/>
+          <w:sz w:val="16"/>
         </w:rPr>
-        <w:t>第2周：四种正知（一）有益与适宜（学员版）</w:t>
+        <w:t>📅 最近更新：2026-09-26 08:59　|　学员版（第三版修订）；朗读优化（2026-09-26）：音频转写来源的共读原文口语化改写</w:t>
       </w:r>
     </w:p>
     <w:p>
       <w:pPr>
-        <w:spacing w:before="40" w:after="80"/>
-        <w:ind w:left="283"/>
-        <w:shd w:val="clear" w:color="auto" w:fill="EDF6EF"/>
-        <w:pBdr>
-          <w:left w:val="single" w:sz="20" w:space="6" w:color="1E5631"/>
-        </w:pBdr>
+        <w:jc w:val="center"/>
       </w:pPr>
       <w:r>
         <w:rPr>
-          <w:sz w:val="20"/>
+          <w:b/>
+          <w:color w:val="1E4620"/>
+          <w:sz w:val="36"/>
         </w:rPr>
-        <w:t>&lt;!--W_LEAD--&gt;本周只需带着两个问题来读：我上次"没过第一道题就行动"是什么时候？"有益"和"适宜"在我生活里差在哪儿？&lt;!--/W_LEAD--&gt;</w:t>
+        <w:t>第2周：四种正知（一）有益与适宜</w:t>
       </w:r>
     </w:p>
     <w:p>
       <w:pPr>
-        <w:spacing w:before="160" w:after="80"/>
+        <w:ind w:left="170"/>
+        <w:pBdr>
+          <w:left w:val="single" w:sz="18" w:space="4" w:color="1E4620"/>
+        </w:pBdr>
+        <w:shd w:val="clear" w:fill="F2F5FA"/>
       </w:pPr>
       <w:r>
         <w:rPr>
-          <w:rFonts w:ascii="Microsoft YaHei" w:hAnsi="Microsoft YaHei" w:eastAsia="Microsoft YaHei"/>
+          <w:b w:val="0"/>
+        </w:rPr>
+        <w:t>本周只需带着两个问题来读：我上次"没过第一道题就行动"是什么时候？"有益"和"适宜"在我生活里差在哪儿？</w:t>
+      </w:r>
+    </w:p>
+    <w:p>
+      <w:r>
+        <w:rPr>
           <w:b/>
-          <w:color w:val="1E5631"/>
-          <w:sz w:val="28"/>
+          <w:color w:val="1E4620"/>
+          <w:sz w:val="26"/>
         </w:rPr>
         <w:t>📋 本周信息卡</w:t>
       </w:r>
@@ -50,7 +56,6 @@
       <w:tblPr>
         <w:tblStyle w:val="TableGrid"/>
         <w:tblW w:type="auto" w:w="0"/>
-        <w:jc w:val="center"/>
         <w:tblLook w:firstColumn="1" w:firstRow="1" w:lastColumn="0" w:lastRow="0" w:noHBand="0" w:noVBand="1" w:val="04A0"/>
       </w:tblPr>
       <w:tblGrid>
@@ -61,17 +66,20 @@
         <w:tc>
           <w:tcPr>
             <w:tcW w:type="dxa" w:w="4819"/>
-            <w:shd w:val="clear" w:color="auto" w:fill="1E5631"/>
+            <w:shd w:val="clear" w:fill="1E4620"/>
           </w:tcPr>
           <w:p>
-            <w:pPr>
-              <w:spacing w:after="20"/>
-            </w:pPr>
             <w:r>
               <w:rPr>
-                <w:b/>
                 <w:color w:val="FFFFFF"/>
-                <w:sz w:val="19"/>
+                <w:sz w:val="18"/>
+              </w:rPr>
+            </w:r>
+            <w:r>
+              <w:rPr>
+                <w:b w:val="0"/>
+                <w:color w:val="FFFFFF"/>
+                <w:sz w:val="18"/>
               </w:rPr>
               <w:t>项目</w:t>
             </w:r>
@@ -80,17 +88,20 @@
         <w:tc>
           <w:tcPr>
             <w:tcW w:type="dxa" w:w="4819"/>
-            <w:shd w:val="clear" w:color="auto" w:fill="1E5631"/>
+            <w:shd w:val="clear" w:fill="1E4620"/>
           </w:tcPr>
           <w:p>
-            <w:pPr>
-              <w:spacing w:after="20"/>
-            </w:pPr>
             <w:r>
               <w:rPr>
-                <w:b/>
                 <w:color w:val="FFFFFF"/>
-                <w:sz w:val="19"/>
+                <w:sz w:val="18"/>
+              </w:rPr>
+            </w:r>
+            <w:r>
+              <w:rPr>
+                <w:b w:val="0"/>
+                <w:color w:val="FFFFFF"/>
+                <w:sz w:val="18"/>
               </w:rPr>
               <w:t>内容</w:t>
             </w:r>
@@ -103,12 +114,15 @@
             <w:tcW w:type="dxa" w:w="4819"/>
           </w:tcPr>
           <w:p>
-            <w:pPr>
-              <w:spacing w:after="20"/>
-            </w:pPr>
             <w:r>
               <w:rPr>
-                <w:sz w:val="19"/>
+                <w:sz w:val="18"/>
+              </w:rPr>
+            </w:r>
+            <w:r>
+              <w:rPr>
+                <w:b w:val="0"/>
+                <w:sz w:val="18"/>
               </w:rPr>
               <w:t>时长</w:t>
             </w:r>
@@ -119,12 +133,15 @@
             <w:tcW w:type="dxa" w:w="4819"/>
           </w:tcPr>
           <w:p>
-            <w:pPr>
-              <w:spacing w:after="20"/>
-            </w:pPr>
             <w:r>
               <w:rPr>
-                <w:sz w:val="19"/>
+                <w:sz w:val="18"/>
+              </w:rPr>
+            </w:r>
+            <w:r>
+              <w:rPr>
+                <w:b w:val="0"/>
+                <w:sz w:val="18"/>
               </w:rPr>
               <w:t>120分钟</w:t>
             </w:r>
@@ -135,15 +152,18 @@
         <w:tc>
           <w:tcPr>
             <w:tcW w:type="dxa" w:w="4819"/>
-            <w:shd w:val="clear" w:color="auto" w:fill="F2F2F2"/>
+            <w:shd w:val="clear" w:fill="F2F5FA"/>
           </w:tcPr>
           <w:p>
-            <w:pPr>
-              <w:spacing w:after="20"/>
-            </w:pPr>
             <w:r>
               <w:rPr>
-                <w:sz w:val="19"/>
+                <w:sz w:val="18"/>
+              </w:rPr>
+            </w:r>
+            <w:r>
+              <w:rPr>
+                <w:b w:val="0"/>
+                <w:sz w:val="18"/>
               </w:rPr>
               <w:t>核心问题</w:t>
             </w:r>
@@ -152,15 +172,18 @@
         <w:tc>
           <w:tcPr>
             <w:tcW w:type="dxa" w:w="4819"/>
-            <w:shd w:val="clear" w:color="auto" w:fill="F2F2F2"/>
+            <w:shd w:val="clear" w:fill="F2F5FA"/>
           </w:tcPr>
           <w:p>
-            <w:pPr>
-              <w:spacing w:after="20"/>
-            </w:pPr>
             <w:r>
               <w:rPr>
-                <w:sz w:val="19"/>
+                <w:sz w:val="18"/>
+              </w:rPr>
+            </w:r>
+            <w:r>
+              <w:rPr>
+                <w:b w:val="0"/>
+                <w:sz w:val="18"/>
               </w:rPr>
               <w:t>什么是"有益正知"与"适宜正知"？为什么"值得做"和"该怎么做"是两道题？穿衣、买菜、说话里怎么用？</w:t>
             </w:r>
@@ -173,12 +196,15 @@
             <w:tcW w:type="dxa" w:w="4819"/>
           </w:tcPr>
           <w:p>
-            <w:pPr>
-              <w:spacing w:after="20"/>
-            </w:pPr>
             <w:r>
               <w:rPr>
-                <w:sz w:val="19"/>
+                <w:sz w:val="18"/>
+              </w:rPr>
+            </w:r>
+            <w:r>
+              <w:rPr>
+                <w:b w:val="0"/>
+                <w:sz w:val="18"/>
               </w:rPr>
               <w:t>共读原文</w:t>
             </w:r>
@@ -189,12 +215,15 @@
             <w:tcW w:type="dxa" w:w="4819"/>
           </w:tcPr>
           <w:p>
-            <w:pPr>
-              <w:spacing w:after="20"/>
-            </w:pPr>
             <w:r>
               <w:rPr>
-                <w:sz w:val="19"/>
+                <w:sz w:val="18"/>
+              </w:rPr>
+            </w:r>
+            <w:r>
+              <w:rPr>
+                <w:b w:val="0"/>
+                <w:sz w:val="18"/>
               </w:rPr>
               <w:t>① 有益正知：念头一生起先停下来，不跟习性走、不对果报直接行动；利益=依循善法获得提升；在家人去酒吧、集会是否有益（课件原文照录）② 适宜正知：有益但可能带来危害就是不适宜；咖提那盛会案例；帕奥西亚多引文（课件原文照录）③ 穿衣、买菜里的正知：衣物省思"防御寒冷炎热、遮蔽羞处"；在家人"柜子衣服放不下，看到了还想买"；买菜是买药（Word整理稿）</w:t>
             </w:r>
@@ -205,15 +234,18 @@
         <w:tc>
           <w:tcPr>
             <w:tcW w:type="dxa" w:w="4819"/>
-            <w:shd w:val="clear" w:color="auto" w:fill="F2F2F2"/>
+            <w:shd w:val="clear" w:fill="F2F5FA"/>
           </w:tcPr>
           <w:p>
-            <w:pPr>
-              <w:spacing w:after="20"/>
-            </w:pPr>
             <w:r>
               <w:rPr>
-                <w:sz w:val="19"/>
+                <w:sz w:val="18"/>
+              </w:rPr>
+            </w:r>
+            <w:r>
+              <w:rPr>
+                <w:b w:val="0"/>
+                <w:sz w:val="18"/>
               </w:rPr>
               <w:t>本周作业</w:t>
             </w:r>
@@ -222,15 +254,18 @@
         <w:tc>
           <w:tcPr>
             <w:tcW w:type="dxa" w:w="4819"/>
-            <w:shd w:val="clear" w:color="auto" w:fill="F2F2F2"/>
+            <w:shd w:val="clear" w:fill="F2F5FA"/>
           </w:tcPr>
           <w:p>
-            <w:pPr>
-              <w:spacing w:after="20"/>
-            </w:pPr>
             <w:r>
               <w:rPr>
-                <w:sz w:val="19"/>
+                <w:sz w:val="18"/>
+              </w:rPr>
+            </w:r>
+            <w:r>
+              <w:rPr>
+                <w:b w:val="0"/>
+                <w:sz w:val="18"/>
               </w:rPr>
               <w:t>每天挑一次"要出手之前"（买东西/回消息/答应邀约），先默问一句"有益吗？适宜吗？"再决定</w:t>
             </w:r>
@@ -239,15 +274,11 @@
       </w:tr>
     </w:tbl>
     <w:p>
-      <w:pPr>
-        <w:spacing w:before="160" w:after="80"/>
-      </w:pPr>
       <w:r>
         <w:rPr>
-          <w:rFonts w:ascii="Microsoft YaHei" w:hAnsi="Microsoft YaHei" w:eastAsia="Microsoft YaHei"/>
           <w:b/>
-          <w:color w:val="1E5631"/>
-          <w:sz w:val="28"/>
+          <w:color w:val="1E4620"/>
+          <w:sz w:val="26"/>
         </w:rPr>
         <w:t>🧘 静心开场（10 min）</w:t>
       </w:r>
@@ -256,154 +287,182 @@
       <w:r>
         <w:rPr>
           <w:b/>
-          <w:sz w:val="21"/>
         </w:rPr>
         <w:t>请跟随引导静心</w:t>
       </w:r>
       <w:r>
         <w:rPr>
-          <w:sz w:val="21"/>
+          <w:b w:val="0"/>
         </w:rPr>
         <w:t>：</w:t>
       </w:r>
     </w:p>
     <w:p>
       <w:pPr>
-        <w:spacing w:before="40" w:after="80"/>
-        <w:ind w:left="283"/>
-        <w:shd w:val="clear" w:color="auto" w:fill="EDF6EF"/>
+        <w:ind w:left="170"/>
         <w:pBdr>
-          <w:left w:val="single" w:sz="20" w:space="6" w:color="1E5631"/>
+          <w:left w:val="single" w:sz="18" w:space="4" w:color="1E4620"/>
         </w:pBdr>
+        <w:shd w:val="clear" w:fill="F2F5FA"/>
       </w:pPr>
       <w:r>
         <w:rPr>
-          <w:sz w:val="20"/>
+          <w:b w:val="0"/>
         </w:rPr>
-        <w:t>我们先静坐一分钟。闭上眼睛，感受自己的呼吸。（停顿60秒） 上周我们认识了正念正知这对"基本功"。今天讲两种正知。先讲一个大家熟悉的场景：双十一，购物车里的东西，你有没有"没多想就付了款"的？（停顿）还有另一种情况：东西确实是好的、有用的，但你买的时候完全没看自己的衣柜、自己的钱包、自己这周忙不忙——结果买回来一次都没用。前者是没过第一道题：这东西对我有益吗？后者是没过第二道题：现在买、这样买，适宜吗？ 佛陀把这两道省思，叫做有益正知和适宜正知。他不但讲给修行人听，也讲到了穿衣服、吃饭、去买菜这些最日常的事上。今天我们一起读原文，看看这两道题怎么答。 今天的环节是：一起读三段原文、第一轮分享、主题讨论，最后有一个15分钟的穿衣省思练习——放心，只是坐着想一想衣服，不用真的换衣服。</w:t>
+        <w:t>我们先静坐一分钟。闭上眼睛，感受自己的呼吸。（停顿60秒）</w:t>
       </w:r>
     </w:p>
     <w:p>
       <w:pPr>
-        <w:spacing w:before="40" w:after="80"/>
-        <w:ind w:left="283"/>
-        <w:shd w:val="clear" w:color="auto" w:fill="EDF6EF"/>
+        <w:ind w:left="170"/>
         <w:pBdr>
-          <w:left w:val="single" w:sz="20" w:space="6" w:color="1E5631"/>
+          <w:left w:val="single" w:sz="18" w:space="4" w:color="1E4620"/>
         </w:pBdr>
+        <w:shd w:val="clear" w:fill="F2F5FA"/>
       </w:pPr>
       <w:r>
         <w:rPr>
-          <w:sz w:val="20"/>
+          <w:b w:val="0"/>
+        </w:rPr>
+        <w:t>上周我们认识了正念正知这对"基本功"。今天讲两种正知。先讲一个大家熟悉的场景：双十一，购物车里的东西，你有没有"没多想就付了款"的？（停顿）还有另一种情况：东西确实是好的、有用的，但你买的时候完全没看自己的衣柜、自己的钱包、自己这周忙不忙——结果买回来一次都没用。前者是没过第一道题：这东西对我有益吗？后者是没过第二道题：现在买、这样买，适宜吗？</w:t>
+      </w:r>
+    </w:p>
+    <w:p>
+      <w:pPr>
+        <w:ind w:left="170"/>
+        <w:pBdr>
+          <w:left w:val="single" w:sz="18" w:space="4" w:color="1E4620"/>
+        </w:pBdr>
+        <w:shd w:val="clear" w:fill="F2F5FA"/>
+      </w:pPr>
+      <w:r>
+        <w:rPr>
+          <w:b w:val="0"/>
+        </w:rPr>
+        <w:t>佛陀把这两道省思，叫做有益正知和适宜正知。他不但讲给修行人听，也讲到了穿衣服、吃饭、去买菜这些最日常的事上。今天我们一起读原文，看看这两道题怎么答。</w:t>
+      </w:r>
+    </w:p>
+    <w:p>
+      <w:pPr>
+        <w:ind w:left="170"/>
+        <w:pBdr>
+          <w:left w:val="single" w:sz="18" w:space="4" w:color="1E4620"/>
+        </w:pBdr>
+        <w:shd w:val="clear" w:fill="F2F5FA"/>
+      </w:pPr>
+      <w:r>
+        <w:rPr>
+          <w:b w:val="0"/>
+        </w:rPr>
+        <w:t>今天的环节是：一起读三段原文、第一轮分享、主题讨论，最后有一个15分钟的穿衣省思练习——放心，只是坐着想一想衣服，不用真的换衣服。</w:t>
+      </w:r>
+    </w:p>
+    <w:p>
+      <w:pPr>
+        <w:ind w:left="170"/>
+        <w:pBdr>
+          <w:left w:val="single" w:sz="18" w:space="4" w:color="1E4620"/>
+        </w:pBdr>
+        <w:shd w:val="clear" w:fill="F2F5FA"/>
+      </w:pPr>
+      <w:r>
+        <w:rPr>
+          <w:b w:val="0"/>
         </w:rPr>
         <w:t xml:space="preserve">💬 </w:t>
       </w:r>
       <w:r>
         <w:rPr>
           <w:b/>
-          <w:sz w:val="20"/>
         </w:rPr>
         <w:t>破冰｜3–5分钟</w:t>
       </w:r>
       <w:r>
         <w:rPr>
-          <w:sz w:val="20"/>
+          <w:b w:val="0"/>
         </w:rPr>
         <w:t>：今天出门到现在，你做过的一个小决定里，哪一个是「停下来想过一秒」的？</w:t>
       </w:r>
     </w:p>
     <w:p>
       <w:pPr>
-        <w:spacing w:before="40" w:after="80"/>
-        <w:ind w:left="283"/>
-        <w:shd w:val="clear" w:color="auto" w:fill="EDF6EF"/>
+        <w:ind w:left="170"/>
         <w:pBdr>
-          <w:left w:val="single" w:sz="20" w:space="6" w:color="1E5631"/>
+          <w:left w:val="single" w:sz="18" w:space="4" w:color="1E4620"/>
         </w:pBdr>
+        <w:shd w:val="clear" w:fill="F2F5FA"/>
       </w:pPr>
       <w:r>
         <w:rPr>
-          <w:sz w:val="20"/>
+          <w:b w:val="0"/>
         </w:rPr>
         <w:t xml:space="preserve">🛡️ </w:t>
       </w:r>
       <w:r>
         <w:rPr>
           <w:b/>
-          <w:sz w:val="20"/>
         </w:rPr>
         <w:t>心理安全三约定</w:t>
       </w:r>
       <w:r>
         <w:rPr>
-          <w:sz w:val="20"/>
+          <w:b w:val="0"/>
         </w:rPr>
         <w:t xml:space="preserve">（每次开场在心里过一遍）：① </w:t>
       </w:r>
       <w:r>
         <w:rPr>
           <w:b/>
-          <w:sz w:val="20"/>
         </w:rPr>
         <w:t>保密</w:t>
       </w:r>
       <w:r>
         <w:rPr>
-          <w:sz w:val="20"/>
+          <w:b w:val="0"/>
         </w:rPr>
         <w:t xml:space="preserve">——这里说的话不出这间屋子；② </w:t>
       </w:r>
       <w:r>
         <w:rPr>
           <w:b/>
-          <w:sz w:val="20"/>
         </w:rPr>
         <w:t>不评判</w:t>
       </w:r>
       <w:r>
         <w:rPr>
-          <w:sz w:val="20"/>
+          <w:b w:val="0"/>
         </w:rPr>
         <w:t xml:space="preserve">——不评价任何人的分享，也不急着评价自己；③ </w:t>
       </w:r>
       <w:r>
         <w:rPr>
           <w:b/>
-          <w:sz w:val="20"/>
         </w:rPr>
         <w:t>可随时暂停</w:t>
       </w:r>
       <w:r>
         <w:rPr>
-          <w:sz w:val="20"/>
+          <w:b w:val="0"/>
         </w:rPr>
         <w:t>——任何时候觉得不舒服，都可以停下来休息、喝水或离开，不需要解释。</w:t>
       </w:r>
     </w:p>
     <w:p>
-      <w:pPr>
-        <w:spacing w:before="160" w:after="80"/>
-      </w:pPr>
       <w:r>
         <w:rPr>
-          <w:rFonts w:ascii="Microsoft YaHei" w:hAnsi="Microsoft YaHei" w:eastAsia="Microsoft YaHei"/>
           <w:b/>
-          <w:color w:val="1E5631"/>
-          <w:sz w:val="28"/>
+          <w:color w:val="1E4620"/>
+          <w:sz w:val="26"/>
         </w:rPr>
         <w:t>📖 共读原文（25 min）</w:t>
       </w:r>
     </w:p>
     <w:p>
-      <w:pPr>
-        <w:spacing w:before="120" w:after="80"/>
-      </w:pPr>
       <w:r>
         <w:rPr>
-          <w:rFonts w:ascii="Microsoft YaHei" w:hAnsi="Microsoft YaHei" w:eastAsia="Microsoft YaHei"/>
           <w:b/>
-          <w:color w:val="1E5631"/>
-          <w:sz w:val="25"/>
+          <w:color w:val="1E4620"/>
+          <w:sz w:val="23"/>
         </w:rPr>
         <w:t>原文材料①：有益正知与适宜正知——停下来、不跟习性走；从有益到适宜再进一步</w:t>
       </w:r>
@@ -412,36 +471,33 @@
       <w:r>
         <w:rPr>
           <w:b/>
-          <w:sz w:val="21"/>
         </w:rPr>
         <w:t>★核心段落</w:t>
       </w:r>
       <w:r>
         <w:rPr>
-          <w:sz w:val="21"/>
+          <w:b w:val="0"/>
         </w:rPr>
         <w:t>（必读）</w:t>
       </w:r>
     </w:p>
     <w:p>
       <w:pPr>
-        <w:spacing w:before="40" w:after="80"/>
-        <w:ind w:left="283"/>
-        <w:shd w:val="clear" w:color="auto" w:fill="EDF6EF"/>
+        <w:ind w:left="170"/>
         <w:pBdr>
-          <w:left w:val="single" w:sz="20" w:space="6" w:color="1E5631"/>
+          <w:left w:val="single" w:sz="18" w:space="4" w:color="1E4620"/>
         </w:pBdr>
+        <w:shd w:val="clear" w:fill="F2F5FA"/>
       </w:pPr>
       <w:r>
         <w:rPr>
           <w:b/>
-          <w:sz w:val="20"/>
         </w:rPr>
         <w:t>【本周朗读段 · 开始】</w:t>
       </w:r>
       <w:r>
         <w:rPr>
-          <w:sz w:val="20"/>
+          <w:b w:val="0"/>
         </w:rPr>
         <w:t>（本段约 2166 字，供中等稍慢朗读，约 12 分钟；其余为默读／选读／延伸内容）</w:t>
       </w:r>
@@ -450,71 +506,66 @@
       <w:r>
         <w:rPr>
           <w:b/>
-          <w:sz w:val="21"/>
         </w:rPr>
         <w:t>一、有益正知：念头一生起，先停下来，不要跟习性走</w:t>
       </w:r>
     </w:p>
     <w:p>
       <w:pPr>
-        <w:spacing w:before="40" w:after="80"/>
-        <w:ind w:left="283"/>
-        <w:shd w:val="clear" w:color="auto" w:fill="EDF6EF"/>
+        <w:ind w:left="170"/>
         <w:pBdr>
-          <w:left w:val="single" w:sz="20" w:space="6" w:color="1E5631"/>
+          <w:left w:val="single" w:sz="18" w:space="4" w:color="1E4620"/>
         </w:pBdr>
+        <w:shd w:val="clear" w:fill="F2F5FA"/>
       </w:pPr>
       <w:r>
         <w:rPr>
-          <w:sz w:val="20"/>
+          <w:b w:val="0"/>
         </w:rPr>
         <w:t>有益正知分成七组来看，往返的有益正知包含哪一些？"向前进是否有利益？"的意思是"我向前进是否有利益？"所有的动作只要是向前的都称为"向前进"，当生起"我向前进是否有利益？"这样的想法，思惟是否值得做之后，要了解其用处。简单而言，当"要向前"的念头一生起时，禅修者不应受到"我要这样"的念头影响而立即行动，要停下来，要观察，不要跟着习性走，不要对果报直接采取行动。而是要先思惟向前进是否有利益，然后再作决定。</w:t>
       </w:r>
     </w:p>
     <w:p>
       <w:pPr>
-        <w:spacing w:before="40" w:after="80"/>
-        <w:ind w:left="283"/>
-        <w:shd w:val="clear" w:color="auto" w:fill="EDF6EF"/>
+        <w:ind w:left="170"/>
         <w:pBdr>
-          <w:left w:val="single" w:sz="20" w:space="6" w:color="1E5631"/>
+          <w:left w:val="single" w:sz="18" w:space="4" w:color="1E4620"/>
         </w:pBdr>
+        <w:shd w:val="clear" w:fill="F2F5FA"/>
       </w:pPr>
       <w:r>
         <w:rPr>
-          <w:sz w:val="20"/>
+          <w:b w:val="0"/>
         </w:rPr>
         <w:t>在这里，"利益"是指依循善法而获得提升。即我这样做，对我内心生起善法、培养善法、实践善法是否有帮助。</w:t>
       </w:r>
     </w:p>
     <w:p>
       <w:pPr>
-        <w:spacing w:before="40" w:after="80"/>
-        <w:ind w:left="283"/>
-        <w:shd w:val="clear" w:color="auto" w:fill="EDF6EF"/>
+        <w:ind w:left="170"/>
         <w:pBdr>
-          <w:left w:val="single" w:sz="20" w:space="6" w:color="1E5631"/>
+          <w:left w:val="single" w:sz="18" w:space="4" w:color="1E4620"/>
         </w:pBdr>
+        <w:shd w:val="clear" w:fill="F2F5FA"/>
       </w:pPr>
       <w:r>
         <w:rPr>
-          <w:sz w:val="20"/>
+          <w:b w:val="0"/>
         </w:rPr>
         <w:t>昨天咖提那大家"供养以佛陀为首的圣弟子僧团"很欢喜，这种欢喜使今天坐在禅堂时，觉得禅修状态特别好……借着这些有益的寻访、参与，使内心获得提升，或依着老师的教导去修行，能令修行进步。因此参访这些地方是有利益的。很明确，我们的行径依着善法而得到提升，这样才是有益。而不是比如"我明天去某某地方，有人请我吃饭，心里痒痒的，口水就开始流了"，这是不是有益呢？可能对流口水是有益的，但对于生起善法就不一定有益。</w:t>
       </w:r>
     </w:p>
     <w:p>
       <w:pPr>
-        <w:spacing w:before="40" w:after="80"/>
-        <w:ind w:left="283"/>
-        <w:shd w:val="clear" w:color="auto" w:fill="EDF6EF"/>
+        <w:ind w:left="170"/>
         <w:pBdr>
-          <w:left w:val="single" w:sz="20" w:space="6" w:color="1E5631"/>
+          <w:left w:val="single" w:sz="18" w:space="4" w:color="1E4620"/>
         </w:pBdr>
+        <w:shd w:val="clear" w:fill="F2F5FA"/>
       </w:pPr>
       <w:r>
         <w:rPr>
-          <w:sz w:val="20"/>
+          <w:b w:val="0"/>
         </w:rPr>
         <w:t>在家人要从这个角度思考：去某个地方是否有益？去酒吧是否有益？去集会是否有益？去一些情色场所是否有益？乃至参加一些洗脑课程是否有益？这些都需要思考。</w:t>
       </w:r>
@@ -523,39 +574,36 @@
       <w:r>
         <w:rPr>
           <w:b/>
-          <w:sz w:val="21"/>
         </w:rPr>
         <w:t>二、适宜正知：有益，但不一定适宜</w:t>
       </w:r>
     </w:p>
     <w:p>
       <w:pPr>
-        <w:spacing w:before="40" w:after="80"/>
-        <w:ind w:left="283"/>
-        <w:shd w:val="clear" w:color="auto" w:fill="EDF6EF"/>
+        <w:ind w:left="170"/>
         <w:pBdr>
-          <w:left w:val="single" w:sz="20" w:space="6" w:color="1E5631"/>
+          <w:left w:val="single" w:sz="18" w:space="4" w:color="1E4620"/>
         </w:pBdr>
+        <w:shd w:val="clear" w:fill="F2F5FA"/>
       </w:pPr>
       <w:r>
         <w:rPr>
-          <w:sz w:val="20"/>
+          <w:b w:val="0"/>
         </w:rPr>
         <w:t>适宜正知，在思惟了是否有益之后，应了知是否适合。什么意思呢？比如去参加咖提那法会……往年，尤其在泰国、缅甸、斯里兰卡，咖提那时人山人海。在这种盛会里，所有男人、女人、在家人都装扮得色彩很艳丽，经典说装扮得像偶像一样。如果在这样的人群里，可能年轻的比库会因为迷人的对象而生起贪欲，也可能遇到过去不喜欢的人而生起瞋恨，也可能看到别人的成就而生起嫉妒，乃至于他人不经意的触碰或有意识的触碰而危害到自己清净的梵行。虽然参加咖提那是有益的，但对初修者来讲可能是不适宜的。因为它虽然有益，但是它可能会给你带来危害。这就是不适宜的。</w:t>
       </w:r>
     </w:p>
     <w:p>
       <w:pPr>
-        <w:spacing w:before="40" w:after="80"/>
-        <w:ind w:left="283"/>
-        <w:shd w:val="clear" w:color="auto" w:fill="EDF6EF"/>
+        <w:ind w:left="170"/>
         <w:pBdr>
-          <w:left w:val="single" w:sz="20" w:space="6" w:color="1E5631"/>
+          <w:left w:val="single" w:sz="18" w:space="4" w:color="1E4620"/>
         </w:pBdr>
+        <w:shd w:val="clear" w:fill="F2F5FA"/>
       </w:pPr>
       <w:r>
         <w:rPr>
-          <w:sz w:val="20"/>
+          <w:b w:val="0"/>
         </w:rPr>
         <w:t>帕奥西亚多举例说："虽然拜访僧团是有利益的，但是当村子里有整夜说法的集会，有很多人参加时，如果比库有可能像上述受到危害，那么他不适宜去那样的说法处。当不会有危害发生时，比库才可以去，因为那是适宜的。如果去拜见长老，长老被众多盛装装扮、涂抹香水的信徒围绕，可能也是不适合的。"因此从有益到适宜要进一步去观察。</w:t>
       </w:r>
@@ -564,13 +612,12 @@
       <w:r>
         <w:rPr>
           <w:b/>
-          <w:sz w:val="21"/>
         </w:rPr>
         <w:t>◈扩展段落</w:t>
       </w:r>
       <w:r>
         <w:rPr>
-          <w:sz w:val="21"/>
+          <w:b w:val="0"/>
         </w:rPr>
         <w:t>（可选）</w:t>
       </w:r>
@@ -579,53 +626,46 @@
       <w:r>
         <w:rPr>
           <w:b/>
-          <w:sz w:val="21"/>
         </w:rPr>
         <w:t>三、未得观智者的修习建议：先从有益、适宜入手</w:t>
       </w:r>
     </w:p>
     <w:p>
       <w:pPr>
-        <w:spacing w:before="40" w:after="80"/>
-        <w:ind w:left="283"/>
-        <w:shd w:val="clear" w:color="auto" w:fill="EDF6EF"/>
+        <w:ind w:left="170"/>
         <w:pBdr>
-          <w:left w:val="single" w:sz="20" w:space="6" w:color="1E5631"/>
+          <w:left w:val="single" w:sz="18" w:space="4" w:color="1E4620"/>
         </w:pBdr>
+        <w:shd w:val="clear" w:fill="F2F5FA"/>
       </w:pPr>
       <w:r>
         <w:rPr>
-          <w:sz w:val="20"/>
+          <w:b w:val="0"/>
         </w:rPr>
         <w:t>如果我们还没有能力见到究竟名色法，要尽量地去觉知身体的动作。……如果我们在行走时，能有这样的观照，这就是有慧的想。虽然还没有观智，但是能这样觉知、认知，就是有慧的。这也是为未来培养成熟的观智打好基础。</w:t>
       </w:r>
     </w:p>
     <w:p>
       <w:pPr>
-        <w:spacing w:before="40" w:after="80"/>
-        <w:ind w:left="283"/>
-        <w:shd w:val="clear" w:color="auto" w:fill="EDF6EF"/>
+        <w:ind w:left="170"/>
         <w:pBdr>
-          <w:left w:val="single" w:sz="20" w:space="6" w:color="1E5631"/>
+          <w:left w:val="single" w:sz="18" w:space="4" w:color="1E4620"/>
         </w:pBdr>
+        <w:shd w:val="clear" w:fill="F2F5FA"/>
       </w:pPr>
       <w:r>
         <w:rPr>
-          <w:sz w:val="20"/>
+          <w:b w:val="0"/>
         </w:rPr>
         <w:t>正知包含哪些内容？有四种正知：有益正知、适宜正知、行处正知与无痴正知。……为什么注疏只以止禅来解释行处正知？因为第四种正知（无痴正知）仅针对观禅而言，所以在行处正知里只论及止禅。</w:t>
       </w:r>
     </w:p>
     <w:p>
-      <w:pPr>
-        <w:spacing w:before="120" w:after="80"/>
-      </w:pPr>
       <w:r>
         <w:rPr>
-          <w:rFonts w:ascii="Microsoft YaHei" w:hAnsi="Microsoft YaHei" w:eastAsia="Microsoft YaHei"/>
           <w:b/>
-          <w:color w:val="1E5631"/>
-          <w:sz w:val="25"/>
+          <w:color w:val="1E4620"/>
+          <w:sz w:val="23"/>
         </w:rPr>
         <w:t>原文材料②：穿衣与买菜里的正知——省思文；在家人"柜子放不下，看到了还想买"</w:t>
       </w:r>
@@ -634,13 +674,12 @@
       <w:r>
         <w:rPr>
           <w:b/>
-          <w:sz w:val="21"/>
         </w:rPr>
         <w:t>★核心段落</w:t>
       </w:r>
       <w:r>
         <w:rPr>
-          <w:sz w:val="21"/>
+          <w:b w:val="0"/>
         </w:rPr>
         <w:t>（必读）</w:t>
       </w:r>
@@ -649,71 +688,66 @@
       <w:r>
         <w:rPr>
           <w:b/>
-          <w:sz w:val="21"/>
         </w:rPr>
         <w:t>一、穿衣的有益正知与适宜正知</w:t>
       </w:r>
     </w:p>
     <w:p>
       <w:pPr>
-        <w:spacing w:before="40" w:after="80"/>
-        <w:ind w:left="283"/>
-        <w:shd w:val="clear" w:color="auto" w:fill="EDF6EF"/>
+        <w:ind w:left="170"/>
         <w:pBdr>
-          <w:left w:val="single" w:sz="20" w:space="6" w:color="1E5631"/>
+          <w:left w:val="single" w:sz="18" w:space="4" w:color="1E4620"/>
         </w:pBdr>
+        <w:shd w:val="clear" w:fill="F2F5FA"/>
       </w:pPr>
       <w:r>
         <w:rPr>
-          <w:sz w:val="20"/>
+          <w:b w:val="0"/>
         </w:rPr>
         <w:t>第一是有益正知。这里的"益"是指我们穿衣、穿袈裟的作用。对出家人来讲每天省思四种资具，每天念诵省思文："我如理省思所受用的衣物，只是为了防御寒冷，为了防御炎热，为了防御蚊虻风吹日晒、爬虫类的触扰，只是为了遮蔽羞处。"这样作意、理解穿衣就是有益的，如果穿衣是为了庄严、为了好看、为了炫耀，就是无益的。</w:t>
       </w:r>
     </w:p>
     <w:p>
       <w:pPr>
-        <w:spacing w:before="40" w:after="80"/>
-        <w:ind w:left="283"/>
-        <w:shd w:val="clear" w:color="auto" w:fill="EDF6EF"/>
+        <w:ind w:left="170"/>
         <w:pBdr>
-          <w:left w:val="single" w:sz="20" w:space="6" w:color="1E5631"/>
+          <w:left w:val="single" w:sz="18" w:space="4" w:color="1E4620"/>
         </w:pBdr>
+        <w:shd w:val="clear" w:fill="F2F5FA"/>
       </w:pPr>
       <w:r>
         <w:rPr>
-          <w:sz w:val="20"/>
+          <w:b w:val="0"/>
         </w:rPr>
         <w:t>第二是适宜正知。薄的袈裟适合夏天穿，厚的袈裟适合冬天穿。体质较热不怕冷的人适合穿薄的袈裟，怕冷的人就要穿厚的袈裟。这些就是适宜的，相反就是不适宜的。</w:t>
       </w:r>
     </w:p>
     <w:p>
       <w:pPr>
-        <w:spacing w:before="40" w:after="80"/>
-        <w:ind w:left="283"/>
-        <w:shd w:val="clear" w:color="auto" w:fill="EDF6EF"/>
+        <w:ind w:left="170"/>
         <w:pBdr>
-          <w:left w:val="single" w:sz="20" w:space="6" w:color="1E5631"/>
+          <w:left w:val="single" w:sz="18" w:space="4" w:color="1E4620"/>
         </w:pBdr>
+        <w:shd w:val="clear" w:fill="F2F5FA"/>
       </w:pPr>
       <w:r>
         <w:rPr>
-          <w:sz w:val="20"/>
+          <w:b w:val="0"/>
         </w:rPr>
         <w:t>有些人特别容易流汗，夏天身上味道很重，再穿上晴纶、的确凉的，味道就更重，穿了也会很不舒适，这就是穿衣的不适宜；《注疏》里面讲："穿坏掉的袈裟，也是不适宜的。"因为穿坏掉的袈裟有损威仪，需要修补和缝制，如果缺乏修补和缝制的工具和材料，也是不适宜的。</w:t>
       </w:r>
     </w:p>
     <w:p>
       <w:pPr>
-        <w:spacing w:before="40" w:after="80"/>
-        <w:ind w:left="283"/>
-        <w:shd w:val="clear" w:color="auto" w:fill="EDF6EF"/>
+        <w:ind w:left="170"/>
         <w:pBdr>
-          <w:left w:val="single" w:sz="20" w:space="6" w:color="1E5631"/>
+          <w:left w:val="single" w:sz="18" w:space="4" w:color="1E4620"/>
         </w:pBdr>
+        <w:shd w:val="clear" w:fill="F2F5FA"/>
       </w:pPr>
       <w:r>
         <w:rPr>
-          <w:sz w:val="20"/>
+          <w:b w:val="0"/>
         </w:rPr>
         <w:t>在古时候，丝绸、细麻等高级材料制成的袈裟，容易激发盗心，这样也会造成障碍……由邪命而得到袈裟，会使善法衰减，恶法增盛，无论如何都是不适宜的。</w:t>
       </w:r>
@@ -722,23 +756,21 @@
       <w:r>
         <w:rPr>
           <w:b/>
-          <w:sz w:val="21"/>
         </w:rPr>
         <w:t>二、在家人怎么用：柜子放不下，看到了还想买</w:t>
       </w:r>
     </w:p>
     <w:p>
       <w:pPr>
-        <w:spacing w:before="40" w:after="80"/>
-        <w:ind w:left="283"/>
-        <w:shd w:val="clear" w:color="auto" w:fill="EDF6EF"/>
+        <w:ind w:left="170"/>
         <w:pBdr>
-          <w:left w:val="single" w:sz="20" w:space="6" w:color="1E5631"/>
+          <w:left w:val="single" w:sz="18" w:space="4" w:color="1E4620"/>
         </w:pBdr>
+        <w:shd w:val="clear" w:fill="F2F5FA"/>
       </w:pPr>
       <w:r>
         <w:rPr>
-          <w:sz w:val="20"/>
+          <w:b w:val="0"/>
         </w:rPr>
         <w:t>在家人穿著衣服，如何保持四种正知呢？跟刚才讲比库穿著袈裟四种正知（有益、适宜、行处、无痴）是一样的。关键就是在家人如何能够不引发不善心。……在家人的角度更多，女众经常讲："家里的柜子衣服都放不下了，有的衣服买回来三年也没有穿过一次，但是看到了还想买。"这就不是对衣物的有益省思或者适宜的省思。</w:t>
       </w:r>
@@ -747,13 +779,12 @@
       <w:r>
         <w:rPr>
           <w:b/>
-          <w:sz w:val="21"/>
         </w:rPr>
         <w:t>◈扩展段落</w:t>
       </w:r>
       <w:r>
         <w:rPr>
-          <w:sz w:val="21"/>
+          <w:b w:val="0"/>
         </w:rPr>
         <w:t>（可选）</w:t>
       </w:r>
@@ -762,39 +793,36 @@
       <w:r>
         <w:rPr>
           <w:b/>
-          <w:sz w:val="21"/>
         </w:rPr>
         <w:t>三、买菜与买衣服：买药与买绷带</w:t>
       </w:r>
     </w:p>
     <w:p>
       <w:pPr>
-        <w:spacing w:before="40" w:after="80"/>
-        <w:ind w:left="283"/>
-        <w:shd w:val="clear" w:color="auto" w:fill="EDF6EF"/>
+        <w:ind w:left="170"/>
         <w:pBdr>
-          <w:left w:val="single" w:sz="20" w:space="6" w:color="1E5631"/>
+          <w:left w:val="single" w:sz="18" w:space="4" w:color="1E4620"/>
         </w:pBdr>
+        <w:shd w:val="clear" w:fill="F2F5FA"/>
       </w:pPr>
       <w:r>
         <w:rPr>
-          <w:sz w:val="20"/>
+          <w:b w:val="0"/>
         </w:rPr>
         <w:t>在家人没有持钵、托钵的行仪，但是在家人有买菜、买食物、做饭等种种的事情，可以参考比库关于拿钵的行仪。我们去市场买菜是买药，而不是今天买回多少好吃的，多么有营养。买衣服就是买绷带，来把这一堆充满臭味，里面都是粪、尿、虫的东西包一下，不要让别人看了很难看。以这样的态度买东西，能遮羞就可以了，能防寒防冷就可以了。</w:t>
       </w:r>
     </w:p>
     <w:p>
       <w:pPr>
-        <w:spacing w:before="40" w:after="80"/>
-        <w:ind w:left="283"/>
-        <w:shd w:val="clear" w:color="auto" w:fill="EDF6EF"/>
+        <w:ind w:left="170"/>
         <w:pBdr>
-          <w:left w:val="single" w:sz="20" w:space="6" w:color="1E5631"/>
+          <w:left w:val="single" w:sz="18" w:space="4" w:color="1E4620"/>
         </w:pBdr>
+        <w:shd w:val="clear" w:fill="F2F5FA"/>
       </w:pPr>
       <w:r>
         <w:rPr>
-          <w:sz w:val="20"/>
+          <w:b w:val="0"/>
         </w:rPr>
         <w:t>对在家人来讲，在吃饭的时候也可以像比库一样省思，只是为了活命。</w:t>
       </w:r>
@@ -803,90 +831,77 @@
       <w:r>
         <w:rPr>
           <w:b/>
-          <w:sz w:val="21"/>
         </w:rPr>
         <w:t>四、持钵的有益与适宜正知（节选）</w:t>
       </w:r>
     </w:p>
     <w:p>
       <w:pPr>
-        <w:spacing w:before="40" w:after="80"/>
-        <w:ind w:left="283"/>
-        <w:shd w:val="clear" w:color="auto" w:fill="EDF6EF"/>
+        <w:ind w:left="170"/>
         <w:pBdr>
-          <w:left w:val="single" w:sz="20" w:space="6" w:color="1E5631"/>
+          <w:left w:val="single" w:sz="18" w:space="4" w:color="1E4620"/>
         </w:pBdr>
+        <w:shd w:val="clear" w:fill="F2F5FA"/>
       </w:pPr>
       <w:r>
         <w:rPr>
-          <w:sz w:val="20"/>
+          <w:b w:val="0"/>
         </w:rPr>
         <w:t>持钵的时候应当见到获得食物的利益，要透过不慌不忙的持钵所得到的利益、以及思惟以此托钵将得到食物，此即是生起有益正知。……身体瘦弱的人不适合用很重的钵……如果钵非常靓丽，像珠宝一般，会激起贪心，也是不恰当的；由邪命获得的钵会使善法衰减、恶法增盛，无论如何都是不适宜的。</w:t>
       </w:r>
     </w:p>
     <w:p>
       <w:pPr>
-        <w:spacing w:before="40" w:after="80"/>
-        <w:ind w:left="283"/>
-        <w:shd w:val="clear" w:color="auto" w:fill="EDF6EF"/>
+        <w:ind w:left="170"/>
         <w:pBdr>
-          <w:left w:val="single" w:sz="20" w:space="6" w:color="1E5631"/>
+          <w:left w:val="single" w:sz="18" w:space="4" w:color="1E4620"/>
         </w:pBdr>
+        <w:shd w:val="clear" w:fill="F2F5FA"/>
       </w:pPr>
       <w:r>
         <w:rPr>
           <w:b/>
-          <w:sz w:val="20"/>
         </w:rPr>
         <w:t>【本周朗读段 · 结束】</w:t>
       </w:r>
       <w:r>
         <w:rPr>
-          <w:sz w:val="20"/>
+          <w:b w:val="0"/>
         </w:rPr>
         <w:t>（以下为默读／选读／延伸内容，时间富余时再读）</w:t>
       </w:r>
     </w:p>
     <w:p>
-      <w:pPr>
-        <w:spacing w:before="160" w:after="80"/>
-      </w:pPr>
       <w:r>
         <w:rPr>
-          <w:rFonts w:ascii="Microsoft YaHei" w:hAnsi="Microsoft YaHei" w:eastAsia="Microsoft YaHei"/>
           <w:b/>
-          <w:color w:val="1E5631"/>
-          <w:sz w:val="28"/>
+          <w:color w:val="1E4620"/>
+          <w:sz w:val="26"/>
         </w:rPr>
         <w:t>💬 第一轮分享（20 min）</w:t>
       </w:r>
     </w:p>
     <w:p>
       <w:pPr>
-        <w:spacing w:before="40" w:after="80"/>
-        <w:ind w:left="283"/>
-        <w:shd w:val="clear" w:color="auto" w:fill="EDF6EF"/>
+        <w:ind w:left="170"/>
         <w:pBdr>
-          <w:left w:val="single" w:sz="20" w:space="6" w:color="1E5631"/>
+          <w:left w:val="single" w:sz="18" w:space="4" w:color="1E4620"/>
         </w:pBdr>
+        <w:shd w:val="clear" w:fill="F2F5FA"/>
       </w:pPr>
       <w:r>
         <w:rPr>
-          <w:sz w:val="20"/>
+          <w:b w:val="0"/>
         </w:rPr>
         <w:t>请大家轮流分享：读完这几段文字，最触动你的一句话是什么？为什么触动你？</w:t>
       </w:r>
     </w:p>
     <w:p>
-      <w:pPr>
-        <w:spacing w:before="160" w:after="80"/>
-      </w:pPr>
       <w:r>
         <w:rPr>
-          <w:rFonts w:ascii="Microsoft YaHei" w:hAnsi="Microsoft YaHei" w:eastAsia="Microsoft YaHei"/>
           <w:b/>
-          <w:color w:val="1E5631"/>
-          <w:sz w:val="28"/>
+          <w:color w:val="1E4620"/>
+          <w:sz w:val="26"/>
         </w:rPr>
         <w:t>🎯 主题讨论（35 min）</w:t>
       </w:r>
@@ -895,170 +910,181 @@
       <w:r>
         <w:rPr>
           <w:b/>
-          <w:sz w:val="21"/>
         </w:rPr>
         <w:t>讨论问题（按优先级）</w:t>
       </w:r>
       <w:r>
         <w:rPr>
-          <w:sz w:val="21"/>
+          <w:b w:val="0"/>
         </w:rPr>
         <w:t>：</w:t>
       </w:r>
     </w:p>
     <w:p>
       <w:pPr>
-        <w:ind w:left="340"/>
+        <w:pStyle w:val="ListBullet"/>
       </w:pPr>
       <w:r>
         <w:rPr>
-          <w:color w:val="1E5631"/>
-          <w:sz w:val="21"/>
-        </w:rPr>
-        <w:t xml:space="preserve">• </w:t>
-      </w:r>
-      <w:r>
-        <w:rPr>
           <w:b/>
-          <w:sz w:val="21"/>
         </w:rPr>
         <w:t>问题①（★必答，时间不够时只讨论这个）</w:t>
       </w:r>
       <w:r>
         <w:rPr>
-          <w:sz w:val="21"/>
+          <w:b w:val="0"/>
         </w:rPr>
         <w:t>：原文说，当念头一生起时，"要停下来，要观察，不要跟着习性走，不要对果报直接采取行动"。回想你最近一次"没停下来就行动"的购物、回复或承诺——如果当时先默问"有益吗？适宜吗？"，结果会不一样吗？（提示：不必说具体金额或人名，说模式就好）</w:t>
       </w:r>
     </w:p>
     <w:p>
       <w:pPr>
-        <w:ind w:left="340"/>
+        <w:pStyle w:val="ListBullet"/>
       </w:pPr>
       <w:r>
         <w:rPr>
-          <w:color w:val="1E5631"/>
-          <w:sz w:val="21"/>
-        </w:rPr>
-        <w:t xml:space="preserve">• </w:t>
-      </w:r>
-      <w:r>
-        <w:rPr>
           <w:b/>
-          <w:sz w:val="21"/>
         </w:rPr>
         <w:t>问题②（◈选答）</w:t>
       </w:r>
       <w:r>
         <w:rPr>
-          <w:sz w:val="21"/>
+          <w:b w:val="0"/>
         </w:rPr>
         <w:t>："有益但不适宜"的例子：参加法会有益，但人山人海对初学者可能不适宜；教育孩子有益，但方式不适宜就会有问题。你的生活里，有没有"事是对的、时机或方式不对"的经历？</w:t>
       </w:r>
     </w:p>
     <w:p>
       <w:pPr>
-        <w:ind w:left="340"/>
+        <w:pStyle w:val="ListBullet"/>
       </w:pPr>
       <w:r>
         <w:rPr>
-          <w:color w:val="1E5631"/>
-          <w:sz w:val="21"/>
-        </w:rPr>
-        <w:t xml:space="preserve">• </w:t>
-      </w:r>
-      <w:r>
-        <w:rPr>
           <w:b/>
-          <w:sz w:val="21"/>
         </w:rPr>
         <w:t>问题③（◈选答，时间富余或大家感兴趣时讨论）</w:t>
       </w:r>
       <w:r>
         <w:rPr>
-          <w:sz w:val="21"/>
+          <w:b w:val="0"/>
         </w:rPr>
         <w:t>：原文（材料②）说在家人衣服"买回来三年也没有穿过一次，但是看到了还想买"。你怎么看省思文"衣物只是为了防御寒冷炎热、遮蔽羞处"——它是压制欲望，还是看清需要？（提示：可回到材料①"利益=依循善法获得提升"，注意有益的定义不是"没有"，是"提升"）</w:t>
       </w:r>
     </w:p>
     <w:p>
       <w:pPr>
-        <w:spacing w:before="40" w:after="80"/>
-        <w:ind w:left="283"/>
-        <w:shd w:val="clear" w:color="auto" w:fill="EDF6EF"/>
+        <w:ind w:left="170"/>
         <w:pBdr>
-          <w:left w:val="single" w:sz="20" w:space="6" w:color="1E5631"/>
+          <w:left w:val="single" w:sz="18" w:space="4" w:color="1E4620"/>
         </w:pBdr>
+        <w:shd w:val="clear" w:fill="F2F5FA"/>
       </w:pPr>
       <w:r>
         <w:rPr>
           <w:b/>
-          <w:sz w:val="20"/>
         </w:rPr>
         <w:t>分层追问</w:t>
       </w:r>
       <w:r>
         <w:rPr>
-          <w:sz w:val="20"/>
+          <w:b w:val="0"/>
         </w:rPr>
-        <w:t>（可视时间取用，由浅入深）： - 【现象】四种正知里，「有益」与「适宜」，你觉得更像哪一类决定——「该不该做」还是「什么时候做」？ - 【影响】你有没有过「话是对的、但说得不是时候」的经历？当时带来了什么结果？ - 【应对】接下来一周，你可以在哪一个小决定上，先停一秒问一句「这样做有益吗？适宜吗」？</w:t>
+        <w:t>（可视时间取用，由浅入深）：</w:t>
       </w:r>
     </w:p>
     <w:p>
       <w:pPr>
-        <w:spacing w:before="160" w:after="80"/>
+        <w:ind w:left="170"/>
+        <w:pBdr>
+          <w:left w:val="single" w:sz="18" w:space="4" w:color="1E4620"/>
+        </w:pBdr>
+        <w:shd w:val="clear" w:fill="F2F5FA"/>
       </w:pPr>
       <w:r>
         <w:rPr>
-          <w:rFonts w:ascii="Microsoft YaHei" w:hAnsi="Microsoft YaHei" w:eastAsia="Microsoft YaHei"/>
+          <w:b w:val="0"/>
+        </w:rPr>
+        <w:t>- 【现象】四种正知里，「有益」与「适宜」，你觉得更像哪一类决定——「该不该做」还是「什么时候做」？</w:t>
+      </w:r>
+    </w:p>
+    <w:p>
+      <w:pPr>
+        <w:ind w:left="170"/>
+        <w:pBdr>
+          <w:left w:val="single" w:sz="18" w:space="4" w:color="1E4620"/>
+        </w:pBdr>
+        <w:shd w:val="clear" w:fill="F2F5FA"/>
+      </w:pPr>
+      <w:r>
+        <w:rPr>
+          <w:b w:val="0"/>
+        </w:rPr>
+        <w:t>- 【影响】你有没有过「话是对的、但说得不是时候」的经历？当时带来了什么结果？</w:t>
+      </w:r>
+    </w:p>
+    <w:p>
+      <w:pPr>
+        <w:ind w:left="170"/>
+        <w:pBdr>
+          <w:left w:val="single" w:sz="18" w:space="4" w:color="1E4620"/>
+        </w:pBdr>
+        <w:shd w:val="clear" w:fill="F2F5FA"/>
+      </w:pPr>
+      <w:r>
+        <w:rPr>
+          <w:b w:val="0"/>
+        </w:rPr>
+        <w:t>- 【应对】接下来一周，你可以在哪一个小决定上，先停一秒问一句「这样做有益吗？适宜吗」？</w:t>
+      </w:r>
+    </w:p>
+    <w:p>
+      <w:r>
+        <w:rPr>
           <w:b/>
-          <w:color w:val="1E5631"/>
-          <w:sz w:val="28"/>
+          <w:color w:val="1E4620"/>
+          <w:sz w:val="26"/>
         </w:rPr>
         <w:t>🧘 禅修练习（15 min）：穿衣省思——把两道题带进明天的衣柜</w:t>
       </w:r>
     </w:p>
     <w:p>
       <w:pPr>
-        <w:spacing w:before="40" w:after="80"/>
-        <w:ind w:left="283"/>
-        <w:shd w:val="clear" w:color="auto" w:fill="EDF6EF"/>
+        <w:ind w:left="170"/>
         <w:pBdr>
-          <w:left w:val="single" w:sz="20" w:space="6" w:color="1E5631"/>
+          <w:left w:val="single" w:sz="18" w:space="4" w:color="1E4620"/>
         </w:pBdr>
+        <w:shd w:val="clear" w:fill="F2F5FA"/>
       </w:pPr>
       <w:r>
         <w:rPr>
-          <w:sz w:val="20"/>
+          <w:b w:val="0"/>
         </w:rPr>
         <w:t xml:space="preserve">⚠️ </w:t>
       </w:r>
       <w:r>
         <w:rPr>
           <w:b/>
-          <w:sz w:val="20"/>
         </w:rPr>
         <w:t>禅修禁忌提示</w:t>
       </w:r>
       <w:r>
         <w:rPr>
-          <w:sz w:val="20"/>
+          <w:b w:val="0"/>
         </w:rPr>
         <w:t>：若你正处在严重抑郁、焦虑、创伤后应激，或精神类疾病的发作／用药期，或正经历强烈的情绪危机，请先咨询医生或心理师，再决定是否练习；练习中若出现明显不适（如心悸、胸闷、情绪失控），请立即停止，睁开眼睛，把注意力放回呼吸与身体，必要时离场休息。</w:t>
       </w:r>
     </w:p>
     <w:p>
       <w:pPr>
-        <w:spacing w:before="40" w:after="80"/>
-        <w:ind w:left="283"/>
-        <w:shd w:val="clear" w:color="auto" w:fill="EDF6EF"/>
+        <w:ind w:left="170"/>
         <w:pBdr>
-          <w:left w:val="single" w:sz="20" w:space="6" w:color="1E5631"/>
+          <w:left w:val="single" w:sz="18" w:space="4" w:color="1E4620"/>
         </w:pBdr>
+        <w:shd w:val="clear" w:fill="F2F5FA"/>
       </w:pPr>
       <w:r>
         <w:rPr>
-          <w:sz w:val="20"/>
+          <w:b w:val="0"/>
         </w:rPr>
         <w:t>本引导词为照读版（依本周共读原文材料②整理而成；括号内为操作提示与停顿，不念出来）。照读约4分钟，静坐约8分钟。</w:t>
       </w:r>
@@ -1067,73 +1093,182 @@
       <w:r>
         <w:rPr>
           <w:b/>
-          <w:sz w:val="21"/>
         </w:rPr>
         <w:t>请跟随引导练习</w:t>
       </w:r>
       <w:r>
         <w:rPr>
-          <w:sz w:val="21"/>
+          <w:b w:val="0"/>
         </w:rPr>
         <w:t>：</w:t>
       </w:r>
     </w:p>
     <w:p>
       <w:pPr>
-        <w:spacing w:before="40" w:after="80"/>
-        <w:ind w:left="283"/>
-        <w:shd w:val="clear" w:color="auto" w:fill="EDF6EF"/>
+        <w:ind w:left="170"/>
         <w:pBdr>
-          <w:left w:val="single" w:sz="20" w:space="6" w:color="1E5631"/>
+          <w:left w:val="single" w:sz="18" w:space="4" w:color="1E4620"/>
         </w:pBdr>
+        <w:shd w:val="clear" w:fill="F2F5FA"/>
       </w:pPr>
       <w:r>
         <w:rPr>
-          <w:sz w:val="20"/>
+          <w:b w:val="0"/>
         </w:rPr>
-        <w:t>请大家自然地坐好，轻轻闭上眼睛，先做三次深长的呼吸。（停顿10秒） 今天我们把"有益正知"和"适宜正知"，带到一个每天都会发生的地方——衣柜。 想象你现在站在衣柜前，准备穿今天要穿的衣服。手碰到门的时候，先在心里问第一道题：我穿衣服，是为了什么？（停顿5秒）原文说：只是为了防御寒冷，防御炎热，防御蚊虻风吹日晒，遮蔽身体——这样理解穿衣，就是有益的。 打开柜门，把今天要穿的衣服看一眼。问第二道题：今天冷还是热？要见什么人、做什么事？这件衣服，适宜吗？（停顿10秒） 如果发现"是为了让别人觉得我好看才穿这件"——不用批评自己，觉察到就好。知道，就是本周的功课。（停顿15秒） 现在把场景换到手机上的购物车。想象指尖悬在"付款"上方，停三秒。问：有益吗——它对我的生活是提升，还是堆积？适宜吗——现在买、这样买，合适吗？（停顿15秒） 不管答案是买还是不买，都带着觉察去做决定。这就是修行进入了日常。（停顿） 最后，回到呼吸，安安静静坐一分钟。（停顿60秒，主持人不再说话） 好，轻轻动一动手指和脚趾，睁开眼睛。今天回家后，衣柜、购物车，就是你的禅堂。</w:t>
+        <w:t>请大家自然地坐好，轻轻闭上眼睛，先做三次深长的呼吸。（停顿10秒）</w:t>
       </w:r>
     </w:p>
     <w:p>
       <w:pPr>
-        <w:spacing w:before="160" w:after="80"/>
+        <w:ind w:left="170"/>
+        <w:pBdr>
+          <w:left w:val="single" w:sz="18" w:space="4" w:color="1E4620"/>
+        </w:pBdr>
+        <w:shd w:val="clear" w:fill="F2F5FA"/>
       </w:pPr>
       <w:r>
         <w:rPr>
-          <w:rFonts w:ascii="Microsoft YaHei" w:hAnsi="Microsoft YaHei" w:eastAsia="Microsoft YaHei"/>
+          <w:b w:val="0"/>
+        </w:rPr>
+        <w:t>今天我们把"有益正知"和"适宜正知"，带到一个每天都会发生的地方——衣柜。</w:t>
+      </w:r>
+    </w:p>
+    <w:p>
+      <w:pPr>
+        <w:ind w:left="170"/>
+        <w:pBdr>
+          <w:left w:val="single" w:sz="18" w:space="4" w:color="1E4620"/>
+        </w:pBdr>
+        <w:shd w:val="clear" w:fill="F2F5FA"/>
+      </w:pPr>
+      <w:r>
+        <w:rPr>
+          <w:b w:val="0"/>
+        </w:rPr>
+        <w:t>想象你现在站在衣柜前，准备穿今天要穿的衣服。手碰到门的时候，先在心里问第一道题：我穿衣服，是为了什么？（停顿5秒）原文说：只是为了防御寒冷，防御炎热，防御蚊虻风吹日晒，遮蔽身体——这样理解穿衣，就是有益的。</w:t>
+      </w:r>
+    </w:p>
+    <w:p>
+      <w:pPr>
+        <w:ind w:left="170"/>
+        <w:pBdr>
+          <w:left w:val="single" w:sz="18" w:space="4" w:color="1E4620"/>
+        </w:pBdr>
+        <w:shd w:val="clear" w:fill="F2F5FA"/>
+      </w:pPr>
+      <w:r>
+        <w:rPr>
+          <w:b w:val="0"/>
+        </w:rPr>
+        <w:t>打开柜门，把今天要穿的衣服看一眼。问第二道题：今天冷还是热？要见什么人、做什么事？这件衣服，适宜吗？（停顿10秒）</w:t>
+      </w:r>
+    </w:p>
+    <w:p>
+      <w:pPr>
+        <w:ind w:left="170"/>
+        <w:pBdr>
+          <w:left w:val="single" w:sz="18" w:space="4" w:color="1E4620"/>
+        </w:pBdr>
+        <w:shd w:val="clear" w:fill="F2F5FA"/>
+      </w:pPr>
+      <w:r>
+        <w:rPr>
+          <w:b w:val="0"/>
+        </w:rPr>
+        <w:t>如果发现"是为了让别人觉得我好看才穿这件"——不用批评自己，觉察到就好。知道，就是本周的功课。（停顿15秒）</w:t>
+      </w:r>
+    </w:p>
+    <w:p>
+      <w:pPr>
+        <w:ind w:left="170"/>
+        <w:pBdr>
+          <w:left w:val="single" w:sz="18" w:space="4" w:color="1E4620"/>
+        </w:pBdr>
+        <w:shd w:val="clear" w:fill="F2F5FA"/>
+      </w:pPr>
+      <w:r>
+        <w:rPr>
+          <w:b w:val="0"/>
+        </w:rPr>
+        <w:t>现在把场景换到手机上的购物车。想象指尖悬在"付款"上方，停三秒。问：有益吗——它对我的生活是提升，还是堆积？适宜吗——现在买、这样买，合适吗？（停顿15秒）</w:t>
+      </w:r>
+    </w:p>
+    <w:p>
+      <w:pPr>
+        <w:ind w:left="170"/>
+        <w:pBdr>
+          <w:left w:val="single" w:sz="18" w:space="4" w:color="1E4620"/>
+        </w:pBdr>
+        <w:shd w:val="clear" w:fill="F2F5FA"/>
+      </w:pPr>
+      <w:r>
+        <w:rPr>
+          <w:b w:val="0"/>
+        </w:rPr>
+        <w:t>不管答案是买还是不买，都带着觉察去做决定。这就是修行进入了日常。（停顿）</w:t>
+      </w:r>
+    </w:p>
+    <w:p>
+      <w:pPr>
+        <w:ind w:left="170"/>
+        <w:pBdr>
+          <w:left w:val="single" w:sz="18" w:space="4" w:color="1E4620"/>
+        </w:pBdr>
+        <w:shd w:val="clear" w:fill="F2F5FA"/>
+      </w:pPr>
+      <w:r>
+        <w:rPr>
+          <w:b w:val="0"/>
+        </w:rPr>
+        <w:t>最后，回到呼吸，安安静静坐一分钟。（停顿60秒，主持人不再说话）</w:t>
+      </w:r>
+    </w:p>
+    <w:p>
+      <w:pPr>
+        <w:ind w:left="170"/>
+        <w:pBdr>
+          <w:left w:val="single" w:sz="18" w:space="4" w:color="1E4620"/>
+        </w:pBdr>
+        <w:shd w:val="clear" w:fill="F2F5FA"/>
+      </w:pPr>
+      <w:r>
+        <w:rPr>
+          <w:b w:val="0"/>
+        </w:rPr>
+        <w:t>好，轻轻动一动手指和脚趾，睁开眼睛。今天回家后，衣柜、购物车，就是你的禅堂。</w:t>
+      </w:r>
+    </w:p>
+    <w:p>
+      <w:r>
+        <w:rPr>
           <w:b/>
-          <w:color w:val="1E5631"/>
-          <w:sz w:val="28"/>
+          <w:color w:val="1E4620"/>
+          <w:sz w:val="26"/>
         </w:rPr>
         <w:t>📚 扩展内容包（时间富余时使用）</w:t>
       </w:r>
     </w:p>
     <w:p>
       <w:pPr>
-        <w:spacing w:before="40" w:after="80"/>
-        <w:ind w:left="283"/>
-        <w:shd w:val="clear" w:color="auto" w:fill="EDF6EF"/>
+        <w:ind w:left="170"/>
         <w:pBdr>
-          <w:left w:val="single" w:sz="20" w:space="6" w:color="1E5631"/>
+          <w:left w:val="single" w:sz="18" w:space="4" w:color="1E4620"/>
         </w:pBdr>
+        <w:shd w:val="clear" w:fill="F2F5FA"/>
       </w:pPr>
       <w:r>
         <w:rPr>
-          <w:sz w:val="20"/>
+          <w:b w:val="0"/>
         </w:rPr>
         <w:t>以下内容用于共读提前结束或讨论意犹未尽时，按需选用，不必全部完成。</w:t>
       </w:r>
     </w:p>
     <w:p>
-      <w:pPr>
-        <w:spacing w:before="120" w:after="80"/>
-      </w:pPr>
       <w:r>
         <w:rPr>
-          <w:rFonts w:ascii="Microsoft YaHei" w:hAnsi="Microsoft YaHei" w:eastAsia="Microsoft YaHei"/>
           <w:b/>
-          <w:color w:val="1E5631"/>
-          <w:sz w:val="25"/>
+          <w:color w:val="1E4620"/>
+          <w:sz w:val="23"/>
         </w:rPr>
         <w:t>扩展一：补充原文段落</w:t>
       </w:r>
@@ -1142,29 +1277,27 @@
       <w:r>
         <w:rPr>
           <w:b/>
-          <w:sz w:val="21"/>
         </w:rPr>
         <w:t>段落1</w:t>
       </w:r>
       <w:r>
         <w:rPr>
-          <w:sz w:val="21"/>
+          <w:b w:val="0"/>
         </w:rPr>
         <w:t>（出自本周素材·材料①，media_id：pdf_d0dd1c0cd17209afe241ece24bf6b7b4_e4933447f3f4f020dae6cc131c0431507439961422831605，未共读，照录——阿难尊者在躺下的动作中证悟）：</w:t>
       </w:r>
     </w:p>
     <w:p>
       <w:pPr>
-        <w:spacing w:before="40" w:after="80"/>
-        <w:ind w:left="283"/>
-        <w:shd w:val="clear" w:color="auto" w:fill="EDF6EF"/>
+        <w:ind w:left="170"/>
         <w:pBdr>
-          <w:left w:val="single" w:sz="20" w:space="6" w:color="1E5631"/>
+          <w:left w:val="single" w:sz="18" w:space="4" w:color="1E4620"/>
         </w:pBdr>
+        <w:shd w:val="clear" w:fill="F2F5FA"/>
       </w:pPr>
       <w:r>
         <w:rPr>
-          <w:sz w:val="20"/>
+          <w:b w:val="0"/>
         </w:rPr>
         <w:t>尽管阿难尊者一有机会就努力修习观照十一种五蕴为无常、苦、无我，但是他未能在那四十四年中证得更高的果位。佛陀般涅槃之后，在第一次三藏圣典结集的前一天晚上，阿难尊者又勇猛精进地修习身至念处。……由于精进根太强，他无法达到更高的成就。于是他放松身心，准备躺下来休息一下。在躺下时，他仍然观照着行法无常、苦、无我的本质。……由于他将精进稍微放松，精进根与定根达到平衡，在躺下的动作中证悟了阿拉汉果。</w:t>
       </w:r>
@@ -1173,419 +1306,304 @@
       <w:r>
         <w:rPr>
           <w:b/>
-          <w:sz w:val="21"/>
         </w:rPr>
         <w:t>段落2</w:t>
       </w:r>
       <w:r>
         <w:rPr>
-          <w:sz w:val="21"/>
+          <w:b w:val="0"/>
         </w:rPr>
         <w:t>（出自本周素材·材料②，media_id：word_d0dd1c0cd17209afe241ece24bf6b7b4_ba00522a15ba061c0af93cd49b4b00ea7439961422831605，未共读，照录——饮食省思文）：</w:t>
       </w:r>
     </w:p>
     <w:p>
       <w:pPr>
-        <w:spacing w:before="40" w:after="80"/>
-        <w:ind w:left="283"/>
-        <w:shd w:val="clear" w:color="auto" w:fill="EDF6EF"/>
+        <w:ind w:left="170"/>
         <w:pBdr>
-          <w:left w:val="single" w:sz="20" w:space="6" w:color="1E5631"/>
+          <w:left w:val="single" w:sz="18" w:space="4" w:color="1E4620"/>
         </w:pBdr>
+        <w:shd w:val="clear" w:fill="F2F5FA"/>
       </w:pPr>
       <w:r>
         <w:rPr>
-          <w:sz w:val="20"/>
+          <w:b w:val="0"/>
         </w:rPr>
         <w:t>佛陀讲，吃、喝、咀嚼、品尝的时候要保持正知。什么是食、饮、嚼、尝的有益正知呢？比库要思惟四种资具，关于吃食物的省思："我如理省思所受用的食物，不为嬉戏、不为骄慢、不为装饰、不为庄严，只是为了此身住立存续，为了停止伤害，为了资助梵行。如此，我将消除旧受，并使新受不生，我将维持生命，无过且安住。"比库应当背诵这个文句，理论上来讲，每一口饭，应当都要这样省思，这样如理作意。对在家人来讲，在吃饭的时候也可以像比库一样省思，只是为了活命。</w:t>
       </w:r>
     </w:p>
     <w:p>
-      <w:pPr>
-        <w:spacing w:before="120" w:after="80"/>
-      </w:pPr>
       <w:r>
         <w:rPr>
-          <w:rFonts w:ascii="Microsoft YaHei" w:hAnsi="Microsoft YaHei" w:eastAsia="Microsoft YaHei"/>
           <w:b/>
-          <w:color w:val="1E5631"/>
-          <w:sz w:val="25"/>
+          <w:color w:val="1E4620"/>
+          <w:sz w:val="23"/>
         </w:rPr>
         <w:t>扩展二：深入讨论问题</w:t>
       </w:r>
     </w:p>
     <w:p>
       <w:pPr>
-        <w:ind w:left="340"/>
+        <w:pStyle w:val="ListNumber"/>
       </w:pPr>
       <w:r>
         <w:rPr>
-          <w:b/>
-          <w:sz w:val="21"/>
-        </w:rPr>
-        <w:t xml:space="preserve">1. </w:t>
-      </w:r>
-      <w:r>
-        <w:rPr>
-          <w:sz w:val="21"/>
+          <w:b w:val="0"/>
         </w:rPr>
         <w:t>原文说"可能对流口水是有益的，但对于生起善法就不一定有益"。想想你的"流口水型快乐"——刷短视频、吃夜宵、抢购——它们"有益"的标准是什么？原文给的标准（依循善法而提升）你接受吗？</w:t>
       </w:r>
     </w:p>
     <w:p>
       <w:pPr>
-        <w:ind w:left="340"/>
+        <w:pStyle w:val="ListNumber"/>
       </w:pPr>
       <w:r>
         <w:rPr>
-          <w:b/>
-          <w:sz w:val="21"/>
-        </w:rPr>
-        <w:t xml:space="preserve">2. </w:t>
-      </w:r>
-      <w:r>
-        <w:rPr>
-          <w:sz w:val="21"/>
+          <w:b w:val="0"/>
         </w:rPr>
         <w:t>帕奥西亚多说，从有益到适宜"要进一步去观察"。为什么第一道题答对了还不够？举一个你自己"过了第一题、栽在第二题"的例子。</w:t>
       </w:r>
     </w:p>
     <w:p>
-      <w:pPr>
-        <w:spacing w:before="120" w:after="80"/>
-      </w:pPr>
       <w:r>
         <w:rPr>
-          <w:rFonts w:ascii="Microsoft YaHei" w:hAnsi="Microsoft YaHei" w:eastAsia="Microsoft YaHei"/>
           <w:b/>
-          <w:color w:val="1E5631"/>
-          <w:sz w:val="25"/>
+          <w:color w:val="1E4620"/>
+          <w:sz w:val="23"/>
         </w:rPr>
         <w:t>扩展三：延伸小练习</w:t>
       </w:r>
     </w:p>
     <w:p>
       <w:pPr>
-        <w:ind w:left="340"/>
+        <w:pStyle w:val="ListBullet"/>
       </w:pPr>
       <w:r>
         <w:rPr>
-          <w:color w:val="1E5631"/>
-          <w:sz w:val="21"/>
-        </w:rPr>
-        <w:t xml:space="preserve">• </w:t>
-      </w:r>
-      <w:r>
-        <w:rPr>
           <w:b/>
-          <w:sz w:val="21"/>
         </w:rPr>
         <w:t>"三秒正知"</w:t>
       </w:r>
       <w:r>
         <w:rPr>
-          <w:sz w:val="21"/>
+          <w:b w:val="0"/>
         </w:rPr>
         <w:t>：本周挑三类动作各练一次——开门、拿手机、开口说话。动作发生前停三秒，心里过一遍"有益吗？适宜吗？"。不用每次都做，一天三类各一次即可。（小提醒：与本周作业的区别——作业是挑一次"要出手之前"问两道题；这个小练习是把停顿铺到更小的动作上。）</w:t>
       </w:r>
     </w:p>
     <w:p>
-      <w:pPr>
-        <w:spacing w:before="120" w:after="80"/>
-      </w:pPr>
       <w:r>
         <w:rPr>
-          <w:rFonts w:ascii="Microsoft YaHei" w:hAnsi="Microsoft YaHei" w:eastAsia="Microsoft YaHei"/>
           <w:b/>
-          <w:color w:val="1E5631"/>
-          <w:sz w:val="25"/>
+          <w:color w:val="1E4620"/>
+          <w:sz w:val="23"/>
         </w:rPr>
         <w:t>扩展四：延伸素材</w:t>
       </w:r>
     </w:p>
     <w:p>
       <w:pPr>
-        <w:ind w:left="340"/>
+        <w:pStyle w:val="ListBullet"/>
       </w:pPr>
       <w:r>
         <w:rPr>
-          <w:color w:val="1E5631"/>
-          <w:sz w:val="21"/>
-        </w:rPr>
-        <w:t xml:space="preserve">• </w:t>
-      </w:r>
-      <w:r>
-        <w:rPr>
           <w:b/>
-          <w:sz w:val="21"/>
         </w:rPr>
         <w:t>常见提问速答</w:t>
       </w:r>
       <w:r>
         <w:rPr>
-          <w:sz w:val="21"/>
+          <w:b w:val="0"/>
         </w:rPr>
         <w:t>：若有人问"有益正知的标准是不是太苛刻，活着还有什么乐趣"——原文对有益的定义是"依循善法而获得提升"，指向的是心的提升；吃饭、穿衣、正当娱乐只要如理省思都可以是适宜的，第4周会专门讲正念吃饭的喜悦面。若有人问"阿难尊者的故事和正知有什么关系"——它展示正知（身至念）修到极处能证圣果，是给"日常小事不值得修"的怀疑一个回答。若有人问"省思文要背吗"——不要求背诵，本周练习里用过一遍就算体验过了。</w:t>
       </w:r>
     </w:p>
     <w:p>
       <w:pPr>
-        <w:ind w:left="340"/>
+        <w:pStyle w:val="ListBullet"/>
       </w:pPr>
       <w:r>
         <w:rPr>
-          <w:color w:val="1E5631"/>
-          <w:sz w:val="21"/>
-        </w:rPr>
-        <w:t xml:space="preserve">• </w:t>
-      </w:r>
-      <w:r>
-        <w:rPr>
           <w:b/>
-          <w:sz w:val="21"/>
         </w:rPr>
         <w:t>与第3周的衔接</w:t>
       </w:r>
       <w:r>
         <w:rPr>
-          <w:sz w:val="21"/>
+          <w:b w:val="0"/>
         </w:rPr>
         <w:t>：本周两道题都是"行动之前"的省思。第3周讲四种正知的后两种——行处正知与无痴正知：行动</w:t>
       </w:r>
       <w:r>
         <w:rPr>
           <w:b/>
-          <w:sz w:val="21"/>
         </w:rPr>
         <w:t>之中</w:t>
       </w:r>
       <w:r>
         <w:rPr>
-          <w:sz w:val="21"/>
+          <w:b w:val="0"/>
         </w:rPr>
         <w:t>心不离业处，以及在看、在动里看见"没有谁在看、没有谁在动"。若时间富余，请大家留意一次"做事做到一半心跑了"的经历，记下来下周用。</w:t>
       </w:r>
     </w:p>
     <w:p>
-      <w:pPr>
-        <w:spacing w:before="160" w:after="80"/>
-      </w:pPr>
       <w:r>
         <w:rPr>
-          <w:rFonts w:ascii="Microsoft YaHei" w:hAnsi="Microsoft YaHei" w:eastAsia="Microsoft YaHei"/>
           <w:b/>
-          <w:color w:val="1E5631"/>
-          <w:sz w:val="28"/>
+          <w:color w:val="1E4620"/>
+          <w:sz w:val="26"/>
         </w:rPr>
         <w:t>🔚 收尾与回向（15 min）</w:t>
       </w:r>
     </w:p>
     <w:p>
       <w:pPr>
-        <w:ind w:left="340"/>
+        <w:pStyle w:val="ListNumber"/>
       </w:pPr>
       <w:r>
         <w:rPr>
           <w:b/>
-          <w:sz w:val="21"/>
-        </w:rPr>
-        <w:t xml:space="preserve">1. </w:t>
-      </w:r>
-      <w:r>
-        <w:rPr>
-          <w:b/>
-          <w:sz w:val="21"/>
         </w:rPr>
         <w:t>每人一句话</w:t>
       </w:r>
       <w:r>
         <w:rPr>
-          <w:sz w:val="21"/>
+          <w:b w:val="0"/>
         </w:rPr>
         <w:t>：今天最大的收获是什么？</w:t>
       </w:r>
     </w:p>
     <w:p>
       <w:pPr>
-        <w:ind w:left="340"/>
+        <w:pStyle w:val="ListNumber"/>
       </w:pPr>
       <w:r>
         <w:rPr>
           <w:b/>
-          <w:sz w:val="21"/>
-        </w:rPr>
-        <w:t xml:space="preserve">2. </w:t>
-      </w:r>
-      <w:r>
-        <w:rPr>
-          <w:b/>
-          <w:sz w:val="21"/>
         </w:rPr>
         <w:t>下周预告</w:t>
       </w:r>
       <w:r>
         <w:rPr>
-          <w:sz w:val="21"/>
+          <w:b w:val="0"/>
         </w:rPr>
         <w:t>：下周主题是"四种正知（二）行处与无痴"。四种比库托钵，哪种最像你？"看"这个动作里，到底有没有一个"看的人"？下周原文会带我们从日常一路看到"无我"。</w:t>
       </w:r>
     </w:p>
     <w:p>
       <w:pPr>
-        <w:ind w:left="340"/>
+        <w:pStyle w:val="ListNumber"/>
       </w:pPr>
       <w:r>
         <w:rPr>
           <w:b/>
-          <w:sz w:val="21"/>
-        </w:rPr>
-        <w:t xml:space="preserve">3. </w:t>
-      </w:r>
-      <w:r>
-        <w:rPr>
-          <w:b/>
-          <w:sz w:val="21"/>
         </w:rPr>
         <w:t>本周作业</w:t>
       </w:r>
       <w:r>
         <w:rPr>
-          <w:sz w:val="21"/>
+          <w:b w:val="0"/>
         </w:rPr>
         <w:t>：</w:t>
       </w:r>
     </w:p>
     <w:p>
-      <w:pPr>
-        <w:ind w:left="340"/>
-      </w:pPr>
       <w:r>
         <w:rPr>
-          <w:color w:val="1E5631"/>
-          <w:sz w:val="21"/>
+          <w:b w:val="0"/>
         </w:rPr>
-        <w:t xml:space="preserve">• </w:t>
+        <w:t xml:space="preserve">   - 每天挑一次"要出手之前"（买东西/回消息/答应邀约），先默问一句"有益吗？适宜吗？"再决定。</w:t>
       </w:r>
+    </w:p>
+    <w:p>
       <w:r>
         <w:rPr>
-          <w:sz w:val="21"/>
+          <w:b w:val="0"/>
         </w:rPr>
-        <w:t>每天挑一次"要出手之前"（买东西/回消息/答应邀约），先默问一句"有益吗？适宜吗？"再决定。</w:t>
+        <w:t xml:space="preserve">   - 小提示：问完之后无论怎么决定都可以——练习的是"停下来问"，不是"必须拒绝"。忘了也没关系，想起来就好。</w:t>
+      </w:r>
+    </w:p>
+    <w:p>
+      <w:r>
+        <w:rPr>
+          <w:b w:val="0"/>
+        </w:rPr>
+        <w:t xml:space="preserve">   - 进阶（可选）：记录一次"问了两道题后改变决定"的实例，下周开场时愿意的人可分享。</w:t>
       </w:r>
     </w:p>
     <w:p>
       <w:pPr>
-        <w:ind w:left="340"/>
-      </w:pPr>
-      <w:r>
-        <w:rPr>
-          <w:color w:val="1E5631"/>
-          <w:sz w:val="21"/>
-        </w:rPr>
-        <w:t xml:space="preserve">• </w:t>
-      </w:r>
-      <w:r>
-        <w:rPr>
-          <w:sz w:val="21"/>
-        </w:rPr>
-        <w:t>小提示：问完之后无论怎么决定都可以——练习的是"停下来问"，不是"必须拒绝"。忘了也没关系，想起来就好。</w:t>
-      </w:r>
-    </w:p>
-    <w:p>
-      <w:pPr>
-        <w:ind w:left="340"/>
-      </w:pPr>
-      <w:r>
-        <w:rPr>
-          <w:color w:val="1E5631"/>
-          <w:sz w:val="21"/>
-        </w:rPr>
-        <w:t xml:space="preserve">• </w:t>
-      </w:r>
-      <w:r>
-        <w:rPr>
-          <w:sz w:val="21"/>
-        </w:rPr>
-        <w:t>进阶（可选）：记录一次"问了两道题后改变决定"的实例，下周开场时愿意的人可分享。</w:t>
-      </w:r>
-    </w:p>
-    <w:p>
-      <w:pPr>
-        <w:ind w:left="340"/>
+        <w:pStyle w:val="ListNumber"/>
       </w:pPr>
       <w:r>
         <w:rPr>
           <w:b/>
-          <w:sz w:val="21"/>
-        </w:rPr>
-        <w:t xml:space="preserve">4. </w:t>
-      </w:r>
-      <w:r>
-        <w:rPr>
-          <w:b/>
-          <w:sz w:val="21"/>
         </w:rPr>
         <w:t>回向</w:t>
       </w:r>
       <w:r>
         <w:rPr>
-          <w:sz w:val="21"/>
+          <w:b w:val="0"/>
         </w:rPr>
         <w:t>（一起念）：</w:t>
       </w:r>
     </w:p>
     <w:p>
       <w:pPr>
-        <w:spacing w:before="40" w:after="80"/>
-        <w:ind w:left="283"/>
-        <w:shd w:val="clear" w:color="auto" w:fill="EDF6EF"/>
+        <w:ind w:left="170"/>
         <w:pBdr>
-          <w:left w:val="single" w:sz="20" w:space="6" w:color="1E5631"/>
+          <w:left w:val="single" w:sz="18" w:space="4" w:color="1E4620"/>
         </w:pBdr>
+        <w:shd w:val="clear" w:fill="F2F5FA"/>
       </w:pPr>
       <w:r>
         <w:rPr>
           <w:b/>
-          <w:sz w:val="20"/>
         </w:rPr>
         <w:t>愿我此功德，导向诸漏尽！</w:t>
       </w:r>
-      <w:r>
-        <w:rPr>
-          <w:sz w:val="20"/>
-        </w:rPr>
-        <w:t xml:space="preserve"> </w:t>
-      </w:r>
+    </w:p>
+    <w:p>
+      <w:pPr>
+        <w:ind w:left="170"/>
+        <w:pBdr>
+          <w:left w:val="single" w:sz="18" w:space="4" w:color="1E4620"/>
+        </w:pBdr>
+        <w:shd w:val="clear" w:fill="F2F5FA"/>
+      </w:pPr>
       <w:r>
         <w:rPr>
           <w:b/>
-          <w:sz w:val="20"/>
         </w:rPr>
         <w:t>愿我此功德，为证涅槃缘！</w:t>
       </w:r>
-      <w:r>
-        <w:rPr>
-          <w:sz w:val="20"/>
-        </w:rPr>
-        <w:t xml:space="preserve"> </w:t>
-      </w:r>
+    </w:p>
+    <w:p>
+      <w:pPr>
+        <w:ind w:left="170"/>
+        <w:pBdr>
+          <w:left w:val="single" w:sz="18" w:space="4" w:color="1E4620"/>
+        </w:pBdr>
+        <w:shd w:val="clear" w:fill="F2F5FA"/>
+      </w:pPr>
       <w:r>
         <w:rPr>
           <w:b/>
-          <w:sz w:val="20"/>
         </w:rPr>
         <w:t>我此功德分，回向诸有情！</w:t>
       </w:r>
-      <w:r>
-        <w:rPr>
-          <w:sz w:val="20"/>
-        </w:rPr>
-        <w:t xml:space="preserve"> </w:t>
-      </w:r>
+    </w:p>
+    <w:p>
+      <w:pPr>
+        <w:ind w:left="170"/>
+        <w:pBdr>
+          <w:left w:val="single" w:sz="18" w:space="4" w:color="1E4620"/>
+        </w:pBdr>
+        <w:shd w:val="clear" w:fill="F2F5FA"/>
+      </w:pPr>
       <w:r>
         <w:rPr>
           <w:b/>
-          <w:sz w:val="20"/>
         </w:rPr>
         <w:t>愿彼等一切，同得功德分！</w:t>
       </w:r>
@@ -1609,7 +1627,11 @@
       <w:pStyle w:val="Footer"/>
       <w:jc w:val="center"/>
     </w:pPr>
-    <w:fldSimple w:instr="PAGE"/>
+    <w:r>
+      <w:fldChar w:fldCharType="begin"/>
+      <w:instrText xml:space="preserve">PAGE</w:instrText>
+      <w:fldChar w:fldCharType="end"/>
+    </w:r>
   </w:p>
 </w:ftr>
 </file>
@@ -1623,10 +1645,10 @@
     </w:pPr>
     <w:r>
       <w:rPr>
-        <w:color w:val="808080"/>
+        <w:color w:val="1E4620"/>
         <w:sz w:val="16"/>
       </w:rPr>
-      <w:t>读书会05·第2周·四种正知（一）有益与适宜（朗读优化版）</w:t>
+      <w:t>读书会05 · 第2周 · 朗读优化版（8周版） · 学员版</w:t>
     </w:r>
   </w:p>
 </w:hdr>
@@ -1995,11 +2017,8 @@
     <w:name w:val="Normal"/>
     <w:qFormat/>
     <w:rsid w:val="00FC693F"/>
-    <w:pPr>
-      <w:spacing w:line="324" w:lineRule="auto" w:after="60"/>
-    </w:pPr>
     <w:rPr>
-      <w:rFonts w:ascii="Microsoft YaHei" w:hAnsi="Microsoft YaHei" w:eastAsia="Microsoft YaHei"/>
+      <w:rFonts w:ascii="等线" w:hAnsi="等线" w:eastAsia="宋体"/>
       <w:sz w:val="21"/>
     </w:rPr>
   </w:style>
